--- a/Review e Retro3_ BugHunters.docx
+++ b/Review e Retro3_ BugHunters.docx
@@ -77,7 +77,6 @@
         <w:t>e</w:t>
       </w:r>
     </w:p>
-    <w:p/>
     <w:p>
       <w:pPr>
         <w:pStyle w:val="Ttulo2"/>
@@ -100,6 +99,8 @@
       <w:pPr>
         <w:ind w:left="720"/>
         <w:rPr>
+          <w:sz w:val="26"/>
+          <w:szCs w:val="26"/>
           <w:lang w:val="en-US"/>
         </w:rPr>
       </w:pPr>
@@ -114,6 +115,8 @@
         <w:spacing w:line="240" w:lineRule="auto"/>
         <w:rPr>
           <w:color w:val="auto"/>
+          <w:sz w:val="28"/>
+          <w:szCs w:val="28"/>
         </w:rPr>
       </w:pPr>
       <w:bookmarkStart w:id="2" w:name="_rneq86w64o25" w:colFirst="0" w:colLast="0"/>
@@ -121,6 +124,8 @@
       <w:r>
         <w:rPr>
           <w:color w:val="auto"/>
+          <w:sz w:val="28"/>
+          <w:szCs w:val="28"/>
         </w:rPr>
         <w:t xml:space="preserve">Ruan está começando a trabalhar no Spring Boot, dando andamento no </w:t>
       </w:r>
@@ -128,6 +133,8 @@
       <w:r>
         <w:rPr>
           <w:color w:val="auto"/>
+          <w:sz w:val="28"/>
+          <w:szCs w:val="28"/>
         </w:rPr>
         <w:t>back-end</w:t>
       </w:r>
@@ -135,6 +142,8 @@
       <w:r>
         <w:rPr>
           <w:color w:val="auto"/>
+          <w:sz w:val="28"/>
+          <w:szCs w:val="28"/>
         </w:rPr>
         <w:t xml:space="preserve"> do projeto;</w:t>
       </w:r>
@@ -143,6 +152,10 @@
       <w:pPr>
         <w:spacing w:line="240" w:lineRule="auto"/>
         <w:ind w:left="720"/>
+        <w:rPr>
+          <w:sz w:val="28"/>
+          <w:szCs w:val="28"/>
+        </w:rPr>
       </w:pPr>
     </w:p>
     <w:p>
@@ -155,6 +168,8 @@
         <w:spacing w:line="240" w:lineRule="auto"/>
         <w:rPr>
           <w:color w:val="auto"/>
+          <w:sz w:val="28"/>
+          <w:szCs w:val="28"/>
         </w:rPr>
       </w:pPr>
       <w:bookmarkStart w:id="3" w:name="_eyoq3s4ne9oy" w:colFirst="0" w:colLast="0"/>
@@ -162,24 +177,24 @@
       <w:r>
         <w:rPr>
           <w:color w:val="auto"/>
-        </w:rPr>
-        <w:t xml:space="preserve">Lara Corsi </w:t>
-      </w:r>
-      <w:r>
-        <w:rPr>
-          <w:color w:val="auto"/>
-        </w:rPr>
-        <w:t>document</w:t>
-      </w:r>
-      <w:r>
-        <w:rPr>
-          <w:color w:val="auto"/>
+          <w:sz w:val="28"/>
+          <w:szCs w:val="28"/>
+        </w:rPr>
+        <w:t>Lara Corsi document</w:t>
+      </w:r>
+      <w:r>
+        <w:rPr>
+          <w:color w:val="auto"/>
+          <w:sz w:val="28"/>
+          <w:szCs w:val="28"/>
         </w:rPr>
         <w:t>ou</w:t>
       </w:r>
       <w:r>
         <w:rPr>
           <w:color w:val="auto"/>
+          <w:sz w:val="28"/>
+          <w:szCs w:val="28"/>
         </w:rPr>
         <w:t xml:space="preserve"> o que foi feito no último encontro;</w:t>
       </w:r>
@@ -188,6 +203,10 @@
       <w:pPr>
         <w:spacing w:line="240" w:lineRule="auto"/>
         <w:ind w:left="720"/>
+        <w:rPr>
+          <w:sz w:val="28"/>
+          <w:szCs w:val="28"/>
+        </w:rPr>
       </w:pPr>
     </w:p>
     <w:p>
@@ -200,6 +219,8 @@
         <w:spacing w:line="240" w:lineRule="auto"/>
         <w:rPr>
           <w:color w:val="auto"/>
+          <w:sz w:val="28"/>
+          <w:szCs w:val="28"/>
         </w:rPr>
       </w:pPr>
       <w:bookmarkStart w:id="4" w:name="_1s0ocwnu6w6p" w:colFirst="0" w:colLast="0"/>
@@ -207,36 +228,48 @@
       <w:r>
         <w:rPr>
           <w:color w:val="auto"/>
+          <w:sz w:val="28"/>
+          <w:szCs w:val="28"/>
         </w:rPr>
         <w:t xml:space="preserve">Maria Isabelle </w:t>
       </w:r>
       <w:r>
         <w:rPr>
           <w:color w:val="auto"/>
+          <w:sz w:val="28"/>
+          <w:szCs w:val="28"/>
         </w:rPr>
         <w:t>está dando andamento</w:t>
       </w:r>
       <w:r>
         <w:rPr>
           <w:color w:val="auto"/>
+          <w:sz w:val="28"/>
+          <w:szCs w:val="28"/>
         </w:rPr>
         <w:t xml:space="preserve"> </w:t>
       </w:r>
       <w:r>
         <w:rPr>
           <w:color w:val="auto"/>
+          <w:sz w:val="28"/>
+          <w:szCs w:val="28"/>
         </w:rPr>
         <w:t>n</w:t>
       </w:r>
       <w:r>
         <w:rPr>
           <w:color w:val="auto"/>
+          <w:sz w:val="28"/>
+          <w:szCs w:val="28"/>
         </w:rPr>
         <w:t xml:space="preserve">o design </w:t>
       </w:r>
       <w:r>
         <w:rPr>
           <w:color w:val="auto"/>
+          <w:sz w:val="28"/>
+          <w:szCs w:val="28"/>
         </w:rPr>
         <w:t>das páginas do site, apresentando bom progresso, dando continuidade ao front-</w:t>
       </w:r>
@@ -244,6 +277,8 @@
       <w:r>
         <w:rPr>
           <w:color w:val="auto"/>
+          <w:sz w:val="28"/>
+          <w:szCs w:val="28"/>
         </w:rPr>
         <w:t>end</w:t>
       </w:r>
@@ -251,15 +286,11 @@
       <w:r>
         <w:rPr>
           <w:color w:val="auto"/>
+          <w:sz w:val="28"/>
+          <w:szCs w:val="28"/>
         </w:rPr>
         <w:t>;</w:t>
       </w:r>
-    </w:p>
-    <w:p>
-      <w:pPr>
-        <w:spacing w:line="240" w:lineRule="auto"/>
-        <w:ind w:left="720"/>
-      </w:pPr>
     </w:p>
     <w:p>
       <w:pPr>
@@ -271,39 +302,23 @@
         <w:spacing w:line="240" w:lineRule="auto"/>
         <w:rPr>
           <w:color w:val="auto"/>
-        </w:rPr>
-      </w:pPr>
-      <w:bookmarkStart w:id="5" w:name="_szoe6f94d4lw" w:colFirst="0" w:colLast="0"/>
-      <w:bookmarkEnd w:id="5"/>
-      <w:r>
-        <w:rPr>
-          <w:color w:val="auto"/>
-        </w:rPr>
-        <w:t xml:space="preserve">Ruan </w:t>
-      </w:r>
-      <w:r>
-        <w:rPr>
-          <w:color w:val="auto"/>
-        </w:rPr>
-        <w:t xml:space="preserve">montou o </w:t>
-      </w:r>
-      <w:proofErr w:type="spellStart"/>
-      <w:r>
-        <w:rPr>
-          <w:color w:val="auto"/>
-        </w:rPr>
-        <w:t>Kanban</w:t>
-      </w:r>
-      <w:proofErr w:type="spellEnd"/>
-      <w:r>
-        <w:rPr>
-          <w:color w:val="auto"/>
-        </w:rPr>
-        <w:t xml:space="preserve"> desse encontro</w:t>
-      </w:r>
-      <w:r>
-        <w:rPr>
-          <w:color w:val="auto"/>
+          <w:sz w:val="28"/>
+          <w:szCs w:val="28"/>
+        </w:rPr>
+      </w:pPr>
+      <w:r>
+        <w:rPr>
+          <w:color w:val="auto"/>
+          <w:sz w:val="28"/>
+          <w:szCs w:val="28"/>
+        </w:rPr>
+        <w:t>Ruan montou a planilha (Excel)</w:t>
+      </w:r>
+      <w:r>
+        <w:rPr>
+          <w:color w:val="auto"/>
+          <w:sz w:val="28"/>
+          <w:szCs w:val="28"/>
         </w:rPr>
         <w:t>;</w:t>
       </w:r>
@@ -311,9 +326,12 @@
     <w:p>
       <w:pPr>
         <w:spacing w:line="240" w:lineRule="auto"/>
-      </w:pPr>
-      <w:bookmarkStart w:id="6" w:name="_19ztiuj4n3rm" w:colFirst="0" w:colLast="0"/>
-      <w:bookmarkEnd w:id="6"/>
+        <w:ind w:left="720"/>
+        <w:rPr>
+          <w:sz w:val="28"/>
+          <w:szCs w:val="28"/>
+        </w:rPr>
+      </w:pPr>
     </w:p>
     <w:p>
       <w:pPr>
@@ -325,24 +343,86 @@
         <w:spacing w:line="240" w:lineRule="auto"/>
         <w:rPr>
           <w:color w:val="auto"/>
-        </w:rPr>
-      </w:pPr>
-      <w:bookmarkStart w:id="7" w:name="_3v95a21mnf9l" w:colFirst="0" w:colLast="0"/>
-      <w:bookmarkEnd w:id="7"/>
-      <w:r>
-        <w:rPr>
-          <w:color w:val="auto"/>
-        </w:rPr>
-        <w:t>Maria Isabelle e Lara conferiram se o design estava compatível com os requisitos.</w:t>
-      </w:r>
-    </w:p>
-    <w:p>
-      <w:pPr>
-        <w:pStyle w:val="NormalWeb"/>
+          <w:sz w:val="28"/>
+          <w:szCs w:val="28"/>
+        </w:rPr>
+      </w:pPr>
+      <w:bookmarkStart w:id="5" w:name="_szoe6f94d4lw" w:colFirst="0" w:colLast="0"/>
+      <w:bookmarkEnd w:id="5"/>
+      <w:r>
+        <w:rPr>
+          <w:color w:val="auto"/>
+          <w:sz w:val="28"/>
+          <w:szCs w:val="28"/>
+        </w:rPr>
+        <w:t xml:space="preserve">Ruan </w:t>
+      </w:r>
+      <w:r>
+        <w:rPr>
+          <w:color w:val="auto"/>
+          <w:sz w:val="28"/>
+          <w:szCs w:val="28"/>
+        </w:rPr>
+        <w:t xml:space="preserve">montou o </w:t>
+      </w:r>
+      <w:proofErr w:type="spellStart"/>
+      <w:r>
+        <w:rPr>
+          <w:color w:val="auto"/>
+          <w:sz w:val="28"/>
+          <w:szCs w:val="28"/>
+        </w:rPr>
+        <w:t>Kanban</w:t>
+      </w:r>
+      <w:proofErr w:type="spellEnd"/>
+      <w:r>
+        <w:rPr>
+          <w:color w:val="auto"/>
+          <w:sz w:val="28"/>
+          <w:szCs w:val="28"/>
+        </w:rPr>
+        <w:t xml:space="preserve"> desse encontro</w:t>
+      </w:r>
+      <w:r>
+        <w:rPr>
+          <w:color w:val="auto"/>
+          <w:sz w:val="28"/>
+          <w:szCs w:val="28"/>
+        </w:rPr>
+        <w:t>;</w:t>
+      </w:r>
+      <w:bookmarkStart w:id="6" w:name="_19ztiuj4n3rm" w:colFirst="0" w:colLast="0"/>
+      <w:bookmarkEnd w:id="6"/>
+    </w:p>
+    <w:p>
+      <w:pPr>
+        <w:pStyle w:val="Subttulo"/>
         <w:numPr>
           <w:ilvl w:val="0"/>
           <w:numId w:val="1"/>
         </w:numPr>
+        <w:spacing w:line="240" w:lineRule="auto"/>
+        <w:rPr>
+          <w:color w:val="auto"/>
+          <w:sz w:val="28"/>
+          <w:szCs w:val="28"/>
+        </w:rPr>
+      </w:pPr>
+      <w:bookmarkStart w:id="7" w:name="_3v95a21mnf9l" w:colFirst="0" w:colLast="0"/>
+      <w:bookmarkEnd w:id="7"/>
+      <w:r>
+        <w:rPr>
+          <w:color w:val="auto"/>
+          <w:sz w:val="28"/>
+          <w:szCs w:val="28"/>
+        </w:rPr>
+        <w:t>Maria Isabelle e Lara conferiram se o design estava compatível com os requisitos.</w:t>
+      </w:r>
+    </w:p>
+    <w:p>
+      <w:pPr>
+        <w:pStyle w:val="NormalWeb"/>
+        <w:ind w:left="720"/>
       </w:pPr>
       <w:r>
         <w:rPr>
@@ -398,6 +478,50 @@
         </w:drawing>
       </w:r>
     </w:p>
+    <w:p>
+      <w:pPr>
+        <w:pStyle w:val="NormalWeb"/>
+        <w:ind w:left="720"/>
+      </w:pPr>
+      <w:r>
+        <w:lastRenderedPageBreak/>
+        <w:drawing>
+          <wp:inline distT="0" distB="0" distL="0" distR="0" wp14:anchorId="110B53FC" wp14:editId="7AA19660">
+            <wp:extent cx="3610479" cy="4848902"/>
+            <wp:effectExtent l="0" t="0" r="9525" b="8890"/>
+            <wp:docPr id="1755104351" name="Imagem 1"/>
+            <wp:cNvGraphicFramePr>
+              <a:graphicFrameLocks xmlns:a="http://schemas.openxmlformats.org/drawingml/2006/main" noChangeAspect="1"/>
+            </wp:cNvGraphicFramePr>
+            <a:graphic xmlns:a="http://schemas.openxmlformats.org/drawingml/2006/main">
+              <a:graphicData uri="http://schemas.openxmlformats.org/drawingml/2006/picture">
+                <pic:pic xmlns:pic="http://schemas.openxmlformats.org/drawingml/2006/picture">
+                  <pic:nvPicPr>
+                    <pic:cNvPr id="1755104351" name=""/>
+                    <pic:cNvPicPr/>
+                  </pic:nvPicPr>
+                  <pic:blipFill>
+                    <a:blip r:embed="rId6"/>
+                    <a:stretch>
+                      <a:fillRect/>
+                    </a:stretch>
+                  </pic:blipFill>
+                  <pic:spPr>
+                    <a:xfrm>
+                      <a:off x="0" y="0"/>
+                      <a:ext cx="3610479" cy="4848902"/>
+                    </a:xfrm>
+                    <a:prstGeom prst="rect">
+                      <a:avLst/>
+                    </a:prstGeom>
+                  </pic:spPr>
+                </pic:pic>
+              </a:graphicData>
+            </a:graphic>
+          </wp:inline>
+        </w:drawing>
+      </w:r>
+    </w:p>
     <w:p/>
     <w:p>
       <w:pPr>
@@ -410,40 +534,66 @@
         <w:rPr>
           <w:u w:val="single"/>
         </w:rPr>
-        <w:t>R</w:t>
-      </w:r>
-      <w:r>
-        <w:rPr>
-          <w:u w:val="single"/>
-        </w:rPr>
-        <w:t xml:space="preserve">etro: </w:t>
+        <w:t xml:space="preserve">Retro: </w:t>
       </w:r>
     </w:p>
     <w:p>
       <w:pPr>
         <w:pStyle w:val="Ttulo2"/>
-      </w:pPr>
-      <w:r>
-        <w:t>O andamento do grupo está bem ritmado, com as funções claramente definidas e distribuídas de forma equilibrada</w:t>
-      </w:r>
-      <w:r>
-        <w:t xml:space="preserve">, onde as afinidades de cada participante estão sendo levadas em conta. Vimos que o </w:t>
+        <w:rPr>
+          <w:sz w:val="28"/>
+          <w:szCs w:val="28"/>
+        </w:rPr>
+      </w:pPr>
+      <w:r>
+        <w:rPr>
+          <w:sz w:val="28"/>
+          <w:szCs w:val="28"/>
+        </w:rPr>
+        <w:t xml:space="preserve">O andamento do grupo está bem ritmado, com as funções claramente definidas e distribuídas </w:t>
+      </w:r>
+      <w:r>
+        <w:rPr>
+          <w:sz w:val="28"/>
+          <w:szCs w:val="28"/>
+        </w:rPr>
+        <w:t xml:space="preserve">onde as afinidades de cada participante estão sendo levadas em conta. Vimos que o </w:t>
       </w:r>
       <w:proofErr w:type="spellStart"/>
       <w:r>
+        <w:rPr>
+          <w:sz w:val="28"/>
+          <w:szCs w:val="28"/>
+        </w:rPr>
         <w:t>back-end</w:t>
       </w:r>
       <w:proofErr w:type="spellEnd"/>
       <w:r>
+        <w:rPr>
+          <w:sz w:val="28"/>
+          <w:szCs w:val="28"/>
+        </w:rPr>
         <w:t xml:space="preserve"> é uma dificuldade para todos do grupo, então decidimos que seria melhor duas pessoas trabalhando nessa parte,</w:t>
       </w:r>
       <w:r>
+        <w:rPr>
+          <w:sz w:val="28"/>
+          <w:szCs w:val="28"/>
+        </w:rPr>
         <w:t xml:space="preserve"> Ruan e Kevin,</w:t>
       </w:r>
       <w:r>
+        <w:rPr>
+          <w:sz w:val="28"/>
+          <w:szCs w:val="28"/>
+        </w:rPr>
         <w:t xml:space="preserve"> </w:t>
       </w:r>
       <w:r>
+        <w:rPr>
+          <w:sz w:val="28"/>
+          <w:szCs w:val="28"/>
+        </w:rPr>
         <w:t>e não mais só um. Infelizmente, hoje trabalhamos com a falta de um membro.</w:t>
       </w:r>
     </w:p>
